--- a/outputs/designed/Math_Inquirers_Weekly_Email_Pack.docx
+++ b/outputs/designed/Math_Inquirers_Weekly_Email_Pack.docx
@@ -587,7 +587,7 @@
           <w:b w:val="0"/>
           <w:i w:val="0"/>
         </w:rPr>
-        <w:t>The play coins are on the first page of the cut-outs in the week 3 PDF. Please cut them out and add them to the envelope.</w:t>
+        <w:t>The play coins and the play notes ($1 coins and $2, $5, $10 and $50 notes) are on the last two pages of the week 3 PDF. Please cut them out and add them to the envelope.</w:t>
       </w:r>
     </w:p>
     <w:p>
@@ -596,7 +596,7 @@
           <w:b w:val="0"/>
           <w:i w:val="0"/>
         </w:rPr>
-        <w:t>One thing to try at home (5 minutes, no pencil needed): ask your child: 'I am thinking of a number. I add 5 and get 12. What is my number? How can you check it?' Then swap roles.</w:t>
+        <w:t>One thing to try at home (5 minutes, no pencil needed): ask your child: 'I am thinking of a number. I add 5 and get 12. What is my number? How can you check it?' Then play shop: give a price like $17 or 65¢ and ask your child to pay with the fewest coins and notes.</w:t>
       </w:r>
     </w:p>
     <w:p>

--- a/outputs/designed/Math_Inquirers_Weekly_Email_Pack.docx
+++ b/outputs/designed/Math_Inquirers_Weekly_Email_Pack.docx
@@ -268,7 +268,7 @@
         </w:rPr>
         <w:t>Before the lesson, please:</w:t>
         <w:br/>
-        <w:t xml:space="preserve">  1. Read both scripts once and try the Challenge questions yourself.</w:t>
+        <w:t xml:space="preserve">  1. Read both scripts once and try the Go further questions yourself.</w:t>
         <w:br/>
         <w:t xml:space="preserve">  2. Check you have counters, coins and cut-outs ready (see the materials list in the guide).</w:t>
         <w:br/>
@@ -480,7 +480,7 @@
         </w:rPr>
         <w:t>Before the lesson, please:</w:t>
         <w:br/>
-        <w:t xml:space="preserve">  1. Read both scripts once and try the Challenge questions yourself.</w:t>
+        <w:t xml:space="preserve">  1. Read both scripts once and try the Go further questions yourself.</w:t>
         <w:br/>
         <w:t xml:space="preserve">  2. Check you have counters, coins and cut-outs ready (see the materials list in the guide).</w:t>
         <w:br/>
@@ -692,7 +692,7 @@
         </w:rPr>
         <w:t>Before the lesson, please:</w:t>
         <w:br/>
-        <w:t xml:space="preserve">  1. Read both scripts once and try the Challenge questions yourself.</w:t>
+        <w:t xml:space="preserve">  1. Read both scripts once and try the Go further questions yourself.</w:t>
         <w:br/>
         <w:t xml:space="preserve">  2. Check you have counters, coins and cut-outs ready (see the materials list in the guide).</w:t>
         <w:br/>
@@ -904,7 +904,7 @@
         </w:rPr>
         <w:t>Before the lesson, please:</w:t>
         <w:br/>
-        <w:t xml:space="preserve">  1. Read both scripts once and try the Challenge questions yourself.</w:t>
+        <w:t xml:space="preserve">  1. Read both scripts once and try the Go further questions yourself.</w:t>
         <w:br/>
         <w:t xml:space="preserve">  2. Check you have counters, coins and cut-outs ready (see the materials list in the guide).</w:t>
         <w:br/>
@@ -1116,7 +1116,7 @@
         </w:rPr>
         <w:t>Before the lesson, please:</w:t>
         <w:br/>
-        <w:t xml:space="preserve">  1. Read both scripts once and try the Challenge questions yourself.</w:t>
+        <w:t xml:space="preserve">  1. Read both scripts once and try the Go further questions yourself.</w:t>
         <w:br/>
         <w:t xml:space="preserve">  2. Check you have counters, coins and cut-outs ready (see the materials list in the guide).</w:t>
         <w:br/>
@@ -1202,7 +1202,7 @@
           <w:b w:val="0"/>
           <w:i w:val="0"/>
         </w:rPr>
-        <w:t>If your child showed a love for puzzles, we may invite them to a short challenge session in the next holiday. We will contact you if so.</w:t>
+        <w:t>If your child enjoyed the puzzles, there will be a short challenge session open to all children in the next holiday. We will send the details to every family.</w:t>
       </w:r>
     </w:p>
     <w:p>

--- a/outputs/designed/Math_Inquirers_Weekly_Email_Pack.docx
+++ b/outputs/designed/Math_Inquirers_Weekly_Email_Pack.docx
@@ -163,7 +163,7 @@
           <w:b w:val="0"/>
           <w:i w:val="0"/>
         </w:rPr>
-        <w:t>Cut-out kit pages (ten-frames, counters, number strips) are at the end of the week 1 PDF. Please cut them out and keep them in one envelope; we use them every week.</w:t>
+        <w:t>Cut-out kit pages (ten-frames, counters, number strips) are at the end of the week 1 PDF. Please cut them out and keep them in one envelope; we use them every week. Before Lesson 1, please cut out the two rows of the number strip (0 to 50) and tape them end to end, so we do not spend class time cutting.</w:t>
       </w:r>
     </w:p>
     <w:p>
@@ -1011,7 +1011,7 @@
           <w:b w:val="0"/>
           <w:i w:val="0"/>
         </w:rPr>
-        <w:t>The paper cube strips are on the cut-outs page (included again in the week 5 PDF). The Certificate of Completion is the last page.</w:t>
+        <w:t>The paper cube strips are on the cut-outs page (included again in the week 5 PDF). Before Lesson 9, please print that page and cut out Strip A, so we do not spend class time cutting. The Certificate of Completion is the last page.</w:t>
       </w:r>
     </w:p>
     <w:p>

--- a/outputs/designed/Math_Inquirers_Weekly_Email_Pack.docx
+++ b/outputs/designed/Math_Inquirers_Weekly_Email_Pack.docx
@@ -966,7 +966,7 @@
           <w:b/>
           <w:i w:val="0"/>
         </w:rPr>
-        <w:t>Subject: Math Inquirers Week 5: Length and Challenge Day (mixed puzzles)</w:t>
+        <w:t>Subject: Math Inquirers Week 5: Length and Puzzle Day (mixed puzzles)</w:t>
       </w:r>
     </w:p>
     <w:p>
@@ -993,7 +993,7 @@
           <w:b w:val="0"/>
           <w:i w:val="0"/>
         </w:rPr>
-        <w:t>This week our Math Inquirers explore length and challenge day (mixed puzzles) in lessons 9 and 10.</w:t>
+        <w:t>This week our Math Inquirers explore length and puzzle day (mixed puzzles) in lessons 9 and 10.</w:t>
       </w:r>
     </w:p>
     <w:p>
@@ -1092,7 +1092,7 @@
           <w:b w:val="0"/>
           <w:i w:val="0"/>
         </w:rPr>
-        <w:t>Here is your pack for week 5: Measure It; Challenge Day.</w:t>
+        <w:t>Here is your pack for week 5: Measure It; Puzzle Day.</w:t>
       </w:r>
     </w:p>
     <w:p>
